--- a/public/assets/files/stacjonarne/FDL.docx
+++ b/public/assets/files/stacjonarne/FDL.docx
@@ -523,6 +523,7 @@
                 <w:i w:val="0"/>
                 <w:sz w:val="22"/>
               </w:rPr>
+              <w:t>I</w:t>
             </w:r>
           </w:p>
         </w:tc>
@@ -560,6 +561,7 @@
                 <w:i w:val="0"/>
                 <w:sz w:val="22"/>
               </w:rPr>
+              <w:t>specjalizacyjny</w:t>
             </w:r>
           </w:p>
         </w:tc>

--- a/public/assets/files/stacjonarne/FDL.docx
+++ b/public/assets/files/stacjonarne/FDL.docx
@@ -681,12 +681,22 @@
         <w:tblW w:w="5000" w:type="pct"/>
       </w:tblPr>
       <w:tblGrid>
-        <w:gridCol w:w="9972"/>
+        <w:gridCol w:w="997"/>
+        <w:gridCol w:w="997"/>
+        <w:gridCol w:w="997"/>
+        <w:gridCol w:w="997"/>
+        <w:gridCol w:w="997"/>
+        <w:gridCol w:w="997"/>
+        <w:gridCol w:w="997"/>
+        <w:gridCol w:w="997"/>
+        <w:gridCol w:w="997"/>
+        <w:gridCol w:w="997"/>
       </w:tblGrid>
       <w:tr>
         <w:tc>
           <w:tcPr>
-            <w:tcW w:type="dxa" w:w="9972"/>
+            <w:tcW w:type="dxa" w:w="9970"/>
+            <w:gridSpan w:val="10"/>
             <w:shd w:val="clear" w:color="auto" w:fill="D9D9D9"/>
           </w:tcPr>
           <w:p>
@@ -705,31 +715,34 @@
           </w:p>
         </w:tc>
       </w:tr>
-    </w:tbl>
-    <w:tbl>
-      <w:tblPr>
-        <w:tblW w:type="auto" w:w="0"/>
-        <w:tblLook w:firstColumn="1" w:firstRow="1" w:lastColumn="0" w:lastRow="0" w:noHBand="0" w:noVBand="1" w:val="04A0"/>
-        <w:tblBorders>
-          <w:top w:val="single" w:sz="4" w:space="0" w:color="000000"/>
-          <w:left w:val="single" w:sz="4" w:space="0" w:color="000000"/>
-          <w:bottom w:val="single" w:sz="4" w:space="0" w:color="000000"/>
-          <w:right w:val="single" w:sz="4" w:space="0" w:color="000000"/>
-          <w:insideH w:val="single" w:sz="4" w:space="0" w:color="000000"/>
-          <w:insideV w:val="single" w:sz="4" w:space="0" w:color="000000"/>
-        </w:tblBorders>
-        <w:tblW w:w="5000" w:type="pct"/>
-      </w:tblPr>
-      <w:tblGrid>
-        <w:gridCol w:w="2493"/>
-        <w:gridCol w:w="2493"/>
-        <w:gridCol w:w="2493"/>
-        <w:gridCol w:w="2493"/>
-      </w:tblGrid>
       <w:tr>
         <w:tc>
           <w:tcPr>
-            <w:tcW w:type="dxa" w:w="2493"/>
+            <w:tcW w:type="dxa" w:w="9970"/>
+            <w:gridSpan w:val="10"/>
+            <w:shd w:val="clear" w:color="auto" w:fill="D9D9D9"/>
+          </w:tcPr>
+          <w:p>
+            <w:pPr>
+              <w:spacing w:before="20" w:after="20"/>
+            </w:pPr>
+            <w:r>
+              <w:rPr>
+                <w:rFonts w:ascii="Aptos" w:hAnsi="Aptos"/>
+                <w:b w:val="0"/>
+                <w:i w:val="0"/>
+                <w:sz w:val="16"/>
+              </w:rPr>
+              <w:t>Wymiar godzinowy (liczba godzin w semestrze)</w:t>
+            </w:r>
+          </w:p>
+        </w:tc>
+      </w:tr>
+      <w:tr>
+        <w:tc>
+          <w:tcPr>
+            <w:tcW w:type="dxa" w:w="1994"/>
+            <w:gridSpan w:val="2"/>
             <w:shd w:val="clear" w:color="auto" w:fill="D9D9D9"/>
           </w:tcPr>
           <w:p>
@@ -749,7 +762,8 @@
         </w:tc>
         <w:tc>
           <w:tcPr>
-            <w:tcW w:type="dxa" w:w="2493"/>
+            <w:tcW w:type="dxa" w:w="2991"/>
+            <w:gridSpan w:val="3"/>
             <w:shd w:val="clear" w:color="auto" w:fill="D9D9D9"/>
           </w:tcPr>
           <w:p>
@@ -769,7 +783,8 @@
         </w:tc>
         <w:tc>
           <w:tcPr>
-            <w:tcW w:type="dxa" w:w="2493"/>
+            <w:tcW w:type="dxa" w:w="2991"/>
+            <w:gridSpan w:val="3"/>
             <w:shd w:val="clear" w:color="auto" w:fill="D9D9D9"/>
           </w:tcPr>
           <w:p>
@@ -789,7 +804,8 @@
         </w:tc>
         <w:tc>
           <w:tcPr>
-            <w:tcW w:type="dxa" w:w="2493"/>
+            <w:tcW w:type="dxa" w:w="1994"/>
+            <w:gridSpan w:val="2"/>
             <w:shd w:val="clear" w:color="auto" w:fill="D9D9D9"/>
           </w:tcPr>
           <w:p>
@@ -811,7 +827,8 @@
       <w:tr>
         <w:tc>
           <w:tcPr>
-            <w:tcW w:type="dxa" w:w="2493"/>
+            <w:tcW w:type="dxa" w:w="1994"/>
+            <w:gridSpan w:val="2"/>
           </w:tcPr>
           <w:p>
             <w:pPr>
@@ -830,7 +847,8 @@
         </w:tc>
         <w:tc>
           <w:tcPr>
-            <w:tcW w:type="dxa" w:w="2493"/>
+            <w:tcW w:type="dxa" w:w="2991"/>
+            <w:gridSpan w:val="3"/>
           </w:tcPr>
           <w:p>
             <w:pPr>
@@ -849,7 +867,8 @@
         </w:tc>
         <w:tc>
           <w:tcPr>
-            <w:tcW w:type="dxa" w:w="2493"/>
+            <w:tcW w:type="dxa" w:w="2991"/>
+            <w:gridSpan w:val="3"/>
           </w:tcPr>
           <w:p>
             <w:pPr>
@@ -868,7 +887,8 @@
         </w:tc>
         <w:tc>
           <w:tcPr>
-            <w:tcW w:type="dxa" w:w="2493"/>
+            <w:tcW w:type="dxa" w:w="1994"/>
+            <w:gridSpan w:val="2"/>
           </w:tcPr>
           <w:p>
             <w:pPr>
@@ -886,30 +906,34 @@
           </w:p>
         </w:tc>
       </w:tr>
-    </w:tbl>
-    <w:tbl>
-      <w:tblPr>
-        <w:tblW w:type="auto" w:w="0"/>
-        <w:tblLook w:firstColumn="1" w:firstRow="1" w:lastColumn="0" w:lastRow="0" w:noHBand="0" w:noVBand="1" w:val="04A0"/>
-        <w:tblBorders>
-          <w:top w:val="single" w:sz="4" w:space="0" w:color="000000"/>
-          <w:left w:val="single" w:sz="4" w:space="0" w:color="000000"/>
-          <w:bottom w:val="single" w:sz="4" w:space="0" w:color="000000"/>
-          <w:right w:val="single" w:sz="4" w:space="0" w:color="000000"/>
-          <w:insideH w:val="single" w:sz="4" w:space="0" w:color="000000"/>
-          <w:insideV w:val="single" w:sz="4" w:space="0" w:color="000000"/>
-        </w:tblBorders>
-        <w:tblW w:w="5000" w:type="pct"/>
-      </w:tblPr>
-      <w:tblGrid>
-        <w:gridCol w:w="3324"/>
-        <w:gridCol w:w="3324"/>
-        <w:gridCol w:w="3324"/>
-      </w:tblGrid>
       <w:tr>
         <w:tc>
           <w:tcPr>
-            <w:tcW w:type="dxa" w:w="3324"/>
+            <w:tcW w:type="dxa" w:w="9970"/>
+            <w:gridSpan w:val="10"/>
+            <w:shd w:val="clear" w:color="auto" w:fill="D9D9D9"/>
+          </w:tcPr>
+          <w:p>
+            <w:pPr>
+              <w:spacing w:before="20" w:after="20"/>
+            </w:pPr>
+            <w:r>
+              <w:rPr>
+                <w:rFonts w:ascii="Aptos" w:hAnsi="Aptos"/>
+                <w:b/>
+                <w:i w:val="0"/>
+                <w:sz w:val="22"/>
+              </w:rPr>
+              <w:t>Bilans ECTS</w:t>
+            </w:r>
+          </w:p>
+        </w:tc>
+      </w:tr>
+      <w:tr>
+        <w:tc>
+          <w:tcPr>
+            <w:tcW w:type="dxa" w:w="4985"/>
+            <w:gridSpan w:val="5"/>
             <w:shd w:val="clear" w:color="auto" w:fill="D9D9D9"/>
           </w:tcPr>
           <w:p>
@@ -929,7 +953,8 @@
         </w:tc>
         <w:tc>
           <w:tcPr>
-            <w:tcW w:type="dxa" w:w="3324"/>
+            <w:tcW w:type="dxa" w:w="2991"/>
+            <w:gridSpan w:val="3"/>
             <w:shd w:val="clear" w:color="auto" w:fill="D9D9D9"/>
           </w:tcPr>
           <w:p>
@@ -949,7 +974,8 @@
         </w:tc>
         <w:tc>
           <w:tcPr>
-            <w:tcW w:type="dxa" w:w="3324"/>
+            <w:tcW w:type="dxa" w:w="1994"/>
+            <w:gridSpan w:val="2"/>
             <w:shd w:val="clear" w:color="auto" w:fill="D9D9D9"/>
           </w:tcPr>
           <w:p>
@@ -971,7 +997,8 @@
       <w:tr>
         <w:tc>
           <w:tcPr>
-            <w:tcW w:type="dxa" w:w="3324"/>
+            <w:tcW w:type="dxa" w:w="4985"/>
+            <w:gridSpan w:val="5"/>
           </w:tcPr>
           <w:p>
             <w:pPr>
@@ -990,7 +1017,8 @@
         </w:tc>
         <w:tc>
           <w:tcPr>
-            <w:tcW w:type="dxa" w:w="3324"/>
+            <w:tcW w:type="dxa" w:w="2991"/>
+            <w:gridSpan w:val="3"/>
           </w:tcPr>
           <w:p>
             <w:pPr>
@@ -1009,7 +1037,8 @@
         </w:tc>
         <w:tc>
           <w:tcPr>
-            <w:tcW w:type="dxa" w:w="3324"/>
+            <w:tcW w:type="dxa" w:w="1994"/>
+            <w:gridSpan w:val="2"/>
           </w:tcPr>
           <w:p>
             <w:pPr>
@@ -1030,7 +1059,8 @@
       <w:tr>
         <w:tc>
           <w:tcPr>
-            <w:tcW w:type="dxa" w:w="3324"/>
+            <w:tcW w:type="dxa" w:w="4985"/>
+            <w:gridSpan w:val="5"/>
           </w:tcPr>
           <w:p>
             <w:pPr>
@@ -1049,7 +1079,8 @@
         </w:tc>
         <w:tc>
           <w:tcPr>
-            <w:tcW w:type="dxa" w:w="3324"/>
+            <w:tcW w:type="dxa" w:w="2991"/>
+            <w:gridSpan w:val="3"/>
           </w:tcPr>
           <w:p>
             <w:pPr>
@@ -1068,7 +1099,8 @@
         </w:tc>
         <w:tc>
           <w:tcPr>
-            <w:tcW w:type="dxa" w:w="3324"/>
+            <w:tcW w:type="dxa" w:w="1994"/>
+            <w:gridSpan w:val="2"/>
           </w:tcPr>
           <w:p>
             <w:pPr>
@@ -1089,7 +1121,29 @@
       <w:tr>
         <w:tc>
           <w:tcPr>
-            <w:tcW w:type="dxa" w:w="3324"/>
+            <w:tcW w:type="dxa" w:w="4985"/>
+            <w:gridSpan w:val="5"/>
+            <w:shd w:val="clear" w:color="auto" w:fill="D9D9D9"/>
+          </w:tcPr>
+          <w:p>
+            <w:pPr>
+              <w:spacing w:before="20" w:after="20"/>
+            </w:pPr>
+            <w:r>
+              <w:rPr>
+                <w:rFonts w:ascii="Aptos" w:hAnsi="Aptos"/>
+                <w:b/>
+                <w:i w:val="0"/>
+                <w:sz w:val="16"/>
+              </w:rPr>
+              <w:t>Opis samodzielnej pracy studenta</w:t>
+            </w:r>
+          </w:p>
+        </w:tc>
+        <w:tc>
+          <w:tcPr>
+            <w:tcW w:type="dxa" w:w="4985"/>
+            <w:gridSpan w:val="5"/>
           </w:tcPr>
           <w:p>
             <w:pPr>
@@ -1102,45 +1156,7 @@
                 <w:i w:val="0"/>
                 <w:sz w:val="22"/>
               </w:rPr>
-              <w:t>Suma</w:t>
-            </w:r>
-          </w:p>
-        </w:tc>
-        <w:tc>
-          <w:tcPr>
-            <w:tcW w:type="dxa" w:w="3324"/>
-          </w:tcPr>
-          <w:p>
-            <w:pPr>
-              <w:spacing w:before="20" w:after="20"/>
-            </w:pPr>
-            <w:r>
-              <w:rPr>
-                <w:rFonts w:ascii="Aptos" w:hAnsi="Aptos"/>
-                <w:b w:val="0"/>
-                <w:i w:val="0"/>
-                <w:sz w:val="22"/>
-              </w:rPr>
-              <w:t>100</w:t>
-            </w:r>
-          </w:p>
-        </w:tc>
-        <w:tc>
-          <w:tcPr>
-            <w:tcW w:type="dxa" w:w="3324"/>
-          </w:tcPr>
-          <w:p>
-            <w:pPr>
-              <w:spacing w:before="20" w:after="20"/>
-            </w:pPr>
-            <w:r>
-              <w:rPr>
-                <w:rFonts w:ascii="Aptos" w:hAnsi="Aptos"/>
-                <w:b w:val="0"/>
-                <w:i w:val="0"/>
-                <w:sz w:val="22"/>
-              </w:rPr>
-              <w:t>4</w:t>
+              <w:t>Samodzielne rozwiązywanie zadań w Google Colab dotyczących nowoczesnych metod uczenia głębokiego; przygotowanie prezentacji seminaryjnej na wybrany temat badawczy z dziedziny DL.</w:t>
             </w:r>
           </w:p>
         </w:tc>
@@ -1251,7 +1267,97 @@
           <w:tcPr>
             <w:tcW w:type="dxa" w:w="9972"/>
           </w:tcPr>
-          <w:p/>
+          <w:p>
+            <w:pPr>
+              <w:spacing w:before="20" w:after="20"/>
+            </w:pPr>
+            <w:r>
+              <w:rPr>
+                <w:rFonts w:ascii="Aptos" w:hAnsi="Aptos"/>
+                <w:b/>
+                <w:sz w:val="22"/>
+              </w:rPr>
+              <w:t>Wykład:</w:t>
+            </w:r>
+          </w:p>
+          <w:p>
+            <w:pPr>
+              <w:spacing w:before="20" w:after="20"/>
+            </w:pPr>
+            <w:r>
+              <w:rPr>
+                <w:rFonts w:ascii="Aptos" w:hAnsi="Aptos"/>
+                <w:b w:val="0"/>
+                <w:sz w:val="22"/>
+              </w:rPr>
+              <w:t>• wykład z prezentacją multimedialną</w:t>
+            </w:r>
+          </w:p>
+          <w:p>
+            <w:pPr>
+              <w:spacing w:before="20" w:after="20"/>
+            </w:pPr>
+            <w:r>
+              <w:rPr>
+                <w:rFonts w:ascii="Aptos" w:hAnsi="Aptos"/>
+                <w:b w:val="0"/>
+                <w:sz w:val="22"/>
+              </w:rPr>
+              <w:t>• wykład z prezentacją oprogramowania</w:t>
+            </w:r>
+          </w:p>
+          <w:p>
+            <w:pPr>
+              <w:spacing w:before="20" w:after="20"/>
+            </w:pPr>
+            <w:r>
+              <w:rPr>
+                <w:rFonts w:ascii="Aptos" w:hAnsi="Aptos"/>
+                <w:b/>
+                <w:sz w:val="22"/>
+              </w:rPr>
+              <w:t>Ćwiczenia / Laboratorium:</w:t>
+            </w:r>
+          </w:p>
+          <w:p>
+            <w:pPr>
+              <w:spacing w:before="20" w:after="20"/>
+            </w:pPr>
+            <w:r>
+              <w:rPr>
+                <w:rFonts w:ascii="Aptos" w:hAnsi="Aptos"/>
+                <w:b w:val="0"/>
+                <w:sz w:val="22"/>
+              </w:rPr>
+              <w:t>• rozwiązywanie zadań</w:t>
+            </w:r>
+          </w:p>
+          <w:p>
+            <w:pPr>
+              <w:spacing w:before="20" w:after="20"/>
+            </w:pPr>
+            <w:r>
+              <w:rPr>
+                <w:rFonts w:ascii="Aptos" w:hAnsi="Aptos"/>
+                <w:b w:val="0"/>
+                <w:sz w:val="22"/>
+              </w:rPr>
+              <w:t>• metoda projektów (projekt praktyczny)</w:t>
+            </w:r>
+          </w:p>
+          <w:p>
+            <w:pPr>
+              <w:spacing w:before="20" w:after="20"/>
+            </w:pPr>
+            <w:r>
+              <w:rPr>
+                <w:rFonts w:ascii="Aptos" w:hAnsi="Aptos"/>
+                <w:b w:val="0"/>
+                <w:sz w:val="22"/>
+              </w:rPr>
+              <w:t>• praca w grupach</w:t>
+            </w:r>
+          </w:p>
         </w:tc>
       </w:tr>
     </w:tbl>
@@ -1429,7 +1535,7 @@
                 <w:rFonts w:ascii="Aptos" w:hAnsi="Aptos"/>
                 <w:sz w:val="22"/>
               </w:rPr>
-              <w:t>☐ Zaliczenie z oceną</w:t>
+              <w:t>☑ Zaliczenie z oceną</w:t>
             </w:r>
           </w:p>
           <w:p>
@@ -1500,57 +1606,10 @@
             <w:r>
               <w:rPr>
                 <w:rFonts w:ascii="Aptos" w:hAnsi="Aptos"/>
+                <w:b w:val="0"/>
+                <w:i w:val="0"/>
                 <w:sz w:val="22"/>
               </w:rPr>
-              <w:t>1. Rozwiązywanie zadań w Google Colab (pierwsze 10 zajęć).</w:t>
-            </w:r>
-          </w:p>
-          <w:p>
-            <w:pPr>
-              <w:spacing w:before="20" w:after="20"/>
-            </w:pPr>
-            <w:r>
-              <w:rPr>
-                <w:rFonts w:ascii="Aptos" w:hAnsi="Aptos"/>
-                <w:sz w:val="22"/>
-              </w:rPr>
-              <w:t>2. Seminarium (ostatnie 5 zajęć).</w:t>
-            </w:r>
-          </w:p>
-          <w:p>
-            <w:pPr>
-              <w:spacing w:before="20" w:after="20"/>
-            </w:pPr>
-            <w:r>
-              <w:rPr>
-                <w:rFonts w:ascii="Aptos" w:hAnsi="Aptos"/>
-                <w:sz w:val="22"/>
-              </w:rPr>
-              <w:t>3. Laboratorium oraz Seminarium</w:t>
-            </w:r>
-          </w:p>
-          <w:p>
-            <w:pPr>
-              <w:spacing w:before="20" w:after="20"/>
-            </w:pPr>
-            <w:r>
-              <w:rPr>
-                <w:rFonts w:ascii="Aptos" w:hAnsi="Aptos"/>
-                <w:sz w:val="22"/>
-              </w:rPr>
-              <w:t>4. Kryteria oceny</w:t>
-            </w:r>
-          </w:p>
-          <w:p>
-            <w:pPr>
-              <w:spacing w:before="20" w:after="20"/>
-            </w:pPr>
-            <w:r>
-              <w:rPr>
-                <w:rFonts w:ascii="Aptos" w:hAnsi="Aptos"/>
-                <w:sz w:val="22"/>
-              </w:rPr>
-              <w:t>5. Ocena zadań laboratoryjnych.  Prezentacja seminaryjna</w:t>
             </w:r>
           </w:p>
         </w:tc>
@@ -1567,7 +1626,7 @@
                 <w:rFonts w:ascii="Aptos" w:hAnsi="Aptos"/>
                 <w:sz w:val="22"/>
               </w:rPr>
-              <w:t>1. Rozwiązywanie zadań w Google Colab (pierwsze 10 zajęć).</w:t>
+              <w:t>1. ocena sporządzonego oprogramowania</w:t>
             </w:r>
           </w:p>
           <w:p>
@@ -1579,43 +1638,7 @@
                 <w:rFonts w:ascii="Aptos" w:hAnsi="Aptos"/>
                 <w:sz w:val="22"/>
               </w:rPr>
-              <w:t>2. Seminarium (ostatnie 5 zajęć).</w:t>
-            </w:r>
-          </w:p>
-          <w:p>
-            <w:pPr>
-              <w:spacing w:before="20" w:after="20"/>
-            </w:pPr>
-            <w:r>
-              <w:rPr>
-                <w:rFonts w:ascii="Aptos" w:hAnsi="Aptos"/>
-                <w:sz w:val="22"/>
-              </w:rPr>
-              <w:t>3. Laboratorium oraz Seminarium</w:t>
-            </w:r>
-          </w:p>
-          <w:p>
-            <w:pPr>
-              <w:spacing w:before="20" w:after="20"/>
-            </w:pPr>
-            <w:r>
-              <w:rPr>
-                <w:rFonts w:ascii="Aptos" w:hAnsi="Aptos"/>
-                <w:sz w:val="22"/>
-              </w:rPr>
-              <w:t>4. Kryteria oceny</w:t>
-            </w:r>
-          </w:p>
-          <w:p>
-            <w:pPr>
-              <w:spacing w:before="20" w:after="20"/>
-            </w:pPr>
-            <w:r>
-              <w:rPr>
-                <w:rFonts w:ascii="Aptos" w:hAnsi="Aptos"/>
-                <w:sz w:val="22"/>
-              </w:rPr>
-              <w:t>5. Ocena zadań laboratoryjnych.  Prezentacja seminaryjna</w:t>
+              <w:t>2. prezentacja samodzielnej pracy semestralnej</w:t>
             </w:r>
           </w:p>
         </w:tc>
@@ -1858,14 +1881,14 @@
         <w:tblW w:w="5000" w:type="pct"/>
       </w:tblPr>
       <w:tblGrid>
-        <w:gridCol w:w="3324"/>
-        <w:gridCol w:w="3324"/>
-        <w:gridCol w:w="3324"/>
+        <w:gridCol w:w="680"/>
+        <w:gridCol w:w="4536"/>
+        <w:gridCol w:w="4252"/>
       </w:tblGrid>
       <w:tr>
         <w:tc>
           <w:tcPr>
-            <w:tcW w:type="dxa" w:w="9972"/>
+            <w:tcW w:type="dxa" w:w="9468"/>
             <w:gridSpan w:val="3"/>
             <w:shd w:val="clear" w:color="auto" w:fill="D9D9D9"/>
           </w:tcPr>
@@ -1888,7 +1911,7 @@
       <w:tr>
         <w:tc>
           <w:tcPr>
-            <w:tcW w:type="dxa" w:w="3324"/>
+            <w:tcW w:type="dxa" w:w="680"/>
             <w:shd w:val="clear" w:color="auto" w:fill="D9D9D9"/>
           </w:tcPr>
           <w:p>
@@ -1908,7 +1931,7 @@
         </w:tc>
         <w:tc>
           <w:tcPr>
-            <w:tcW w:type="dxa" w:w="3324"/>
+            <w:tcW w:type="dxa" w:w="4536"/>
             <w:shd w:val="clear" w:color="auto" w:fill="D9D9D9"/>
           </w:tcPr>
           <w:p>
@@ -1928,7 +1951,7 @@
         </w:tc>
         <w:tc>
           <w:tcPr>
-            <w:tcW w:type="dxa" w:w="3324"/>
+            <w:tcW w:type="dxa" w:w="4252"/>
             <w:shd w:val="clear" w:color="auto" w:fill="D9D9D9"/>
           </w:tcPr>
           <w:p>
@@ -1950,7 +1973,7 @@
       <w:tr>
         <w:tc>
           <w:tcPr>
-            <w:tcW w:type="dxa" w:w="3324"/>
+            <w:tcW w:type="dxa" w:w="680"/>
           </w:tcPr>
           <w:p>
             <w:pPr>
@@ -1969,7 +1992,7 @@
         </w:tc>
         <w:tc>
           <w:tcPr>
-            <w:tcW w:type="dxa" w:w="3324"/>
+            <w:tcW w:type="dxa" w:w="4536"/>
           </w:tcPr>
           <w:p>
             <w:pPr>
@@ -1988,7 +2011,7 @@
         </w:tc>
         <w:tc>
           <w:tcPr>
-            <w:tcW w:type="dxa" w:w="3324"/>
+            <w:tcW w:type="dxa" w:w="4252"/>
           </w:tcPr>
           <w:p>
             <w:pPr>
@@ -2008,7 +2031,7 @@
       <w:tr>
         <w:tc>
           <w:tcPr>
-            <w:tcW w:type="dxa" w:w="3324"/>
+            <w:tcW w:type="dxa" w:w="680"/>
           </w:tcPr>
           <w:p>
             <w:pPr>
@@ -2027,7 +2050,7 @@
         </w:tc>
         <w:tc>
           <w:tcPr>
-            <w:tcW w:type="dxa" w:w="3324"/>
+            <w:tcW w:type="dxa" w:w="4536"/>
           </w:tcPr>
           <w:p>
             <w:pPr>
@@ -2046,7 +2069,7 @@
         </w:tc>
         <w:tc>
           <w:tcPr>
-            <w:tcW w:type="dxa" w:w="3324"/>
+            <w:tcW w:type="dxa" w:w="4252"/>
           </w:tcPr>
           <w:p>
             <w:pPr>
@@ -2066,7 +2089,7 @@
       <w:tr>
         <w:tc>
           <w:tcPr>
-            <w:tcW w:type="dxa" w:w="3324"/>
+            <w:tcW w:type="dxa" w:w="680"/>
           </w:tcPr>
           <w:p>
             <w:pPr>
@@ -2085,7 +2108,7 @@
         </w:tc>
         <w:tc>
           <w:tcPr>
-            <w:tcW w:type="dxa" w:w="3324"/>
+            <w:tcW w:type="dxa" w:w="4536"/>
           </w:tcPr>
           <w:p>
             <w:pPr>
@@ -2104,7 +2127,7 @@
         </w:tc>
         <w:tc>
           <w:tcPr>
-            <w:tcW w:type="dxa" w:w="3324"/>
+            <w:tcW w:type="dxa" w:w="4252"/>
           </w:tcPr>
           <w:p>
             <w:pPr>
@@ -2124,7 +2147,7 @@
       <w:tr>
         <w:tc>
           <w:tcPr>
-            <w:tcW w:type="dxa" w:w="3324"/>
+            <w:tcW w:type="dxa" w:w="680"/>
           </w:tcPr>
           <w:p>
             <w:pPr>
@@ -2143,7 +2166,7 @@
         </w:tc>
         <w:tc>
           <w:tcPr>
-            <w:tcW w:type="dxa" w:w="3324"/>
+            <w:tcW w:type="dxa" w:w="4536"/>
           </w:tcPr>
           <w:p>
             <w:pPr>
@@ -2162,7 +2185,7 @@
         </w:tc>
         <w:tc>
           <w:tcPr>
-            <w:tcW w:type="dxa" w:w="3324"/>
+            <w:tcW w:type="dxa" w:w="4252"/>
           </w:tcPr>
           <w:p>
             <w:pPr>
@@ -2182,7 +2205,7 @@
       <w:tr>
         <w:tc>
           <w:tcPr>
-            <w:tcW w:type="dxa" w:w="3324"/>
+            <w:tcW w:type="dxa" w:w="680"/>
           </w:tcPr>
           <w:p>
             <w:pPr>
@@ -2201,7 +2224,7 @@
         </w:tc>
         <w:tc>
           <w:tcPr>
-            <w:tcW w:type="dxa" w:w="3324"/>
+            <w:tcW w:type="dxa" w:w="4536"/>
           </w:tcPr>
           <w:p>
             <w:pPr>
@@ -2220,7 +2243,7 @@
         </w:tc>
         <w:tc>
           <w:tcPr>
-            <w:tcW w:type="dxa" w:w="3324"/>
+            <w:tcW w:type="dxa" w:w="4252"/>
           </w:tcPr>
           <w:p>
             <w:pPr>
@@ -2240,7 +2263,7 @@
       <w:tr>
         <w:tc>
           <w:tcPr>
-            <w:tcW w:type="dxa" w:w="3324"/>
+            <w:tcW w:type="dxa" w:w="680"/>
           </w:tcPr>
           <w:p>
             <w:pPr>
@@ -2259,7 +2282,7 @@
         </w:tc>
         <w:tc>
           <w:tcPr>
-            <w:tcW w:type="dxa" w:w="3324"/>
+            <w:tcW w:type="dxa" w:w="4536"/>
           </w:tcPr>
           <w:p>
             <w:pPr>
@@ -2278,7 +2301,7 @@
         </w:tc>
         <w:tc>
           <w:tcPr>
-            <w:tcW w:type="dxa" w:w="3324"/>
+            <w:tcW w:type="dxa" w:w="4252"/>
           </w:tcPr>
           <w:p>
             <w:pPr>
@@ -2298,7 +2321,7 @@
       <w:tr>
         <w:tc>
           <w:tcPr>
-            <w:tcW w:type="dxa" w:w="3324"/>
+            <w:tcW w:type="dxa" w:w="680"/>
           </w:tcPr>
           <w:p>
             <w:pPr>
@@ -2317,7 +2340,7 @@
         </w:tc>
         <w:tc>
           <w:tcPr>
-            <w:tcW w:type="dxa" w:w="3324"/>
+            <w:tcW w:type="dxa" w:w="4536"/>
           </w:tcPr>
           <w:p>
             <w:pPr>
@@ -2336,7 +2359,7 @@
         </w:tc>
         <w:tc>
           <w:tcPr>
-            <w:tcW w:type="dxa" w:w="3324"/>
+            <w:tcW w:type="dxa" w:w="4252"/>
           </w:tcPr>
           <w:p>
             <w:pPr>
@@ -2356,7 +2379,7 @@
       <w:tr>
         <w:tc>
           <w:tcPr>
-            <w:tcW w:type="dxa" w:w="3324"/>
+            <w:tcW w:type="dxa" w:w="680"/>
           </w:tcPr>
           <w:p>
             <w:pPr>
@@ -2375,7 +2398,7 @@
         </w:tc>
         <w:tc>
           <w:tcPr>
-            <w:tcW w:type="dxa" w:w="3324"/>
+            <w:tcW w:type="dxa" w:w="4536"/>
           </w:tcPr>
           <w:p>
             <w:pPr>
@@ -2394,7 +2417,7 @@
         </w:tc>
         <w:tc>
           <w:tcPr>
-            <w:tcW w:type="dxa" w:w="3324"/>
+            <w:tcW w:type="dxa" w:w="4252"/>
           </w:tcPr>
           <w:p>
             <w:pPr>
@@ -2414,7 +2437,7 @@
       <w:tr>
         <w:tc>
           <w:tcPr>
-            <w:tcW w:type="dxa" w:w="3324"/>
+            <w:tcW w:type="dxa" w:w="680"/>
           </w:tcPr>
           <w:p>
             <w:pPr>
@@ -2433,7 +2456,7 @@
         </w:tc>
         <w:tc>
           <w:tcPr>
-            <w:tcW w:type="dxa" w:w="3324"/>
+            <w:tcW w:type="dxa" w:w="4536"/>
           </w:tcPr>
           <w:p>
             <w:pPr>
@@ -2452,7 +2475,7 @@
         </w:tc>
         <w:tc>
           <w:tcPr>
-            <w:tcW w:type="dxa" w:w="3324"/>
+            <w:tcW w:type="dxa" w:w="4252"/>
           </w:tcPr>
           <w:p>
             <w:pPr>
@@ -2472,7 +2495,7 @@
       <w:tr>
         <w:tc>
           <w:tcPr>
-            <w:tcW w:type="dxa" w:w="3324"/>
+            <w:tcW w:type="dxa" w:w="680"/>
           </w:tcPr>
           <w:p>
             <w:pPr>
@@ -2491,7 +2514,7 @@
         </w:tc>
         <w:tc>
           <w:tcPr>
-            <w:tcW w:type="dxa" w:w="3324"/>
+            <w:tcW w:type="dxa" w:w="4536"/>
           </w:tcPr>
           <w:p>
             <w:pPr>
@@ -2510,7 +2533,7 @@
         </w:tc>
         <w:tc>
           <w:tcPr>
-            <w:tcW w:type="dxa" w:w="3324"/>
+            <w:tcW w:type="dxa" w:w="4252"/>
           </w:tcPr>
           <w:p>
             <w:pPr>
@@ -2530,7 +2553,7 @@
       <w:tr>
         <w:tc>
           <w:tcPr>
-            <w:tcW w:type="dxa" w:w="3324"/>
+            <w:tcW w:type="dxa" w:w="680"/>
           </w:tcPr>
           <w:p>
             <w:pPr>
@@ -2549,7 +2572,7 @@
         </w:tc>
         <w:tc>
           <w:tcPr>
-            <w:tcW w:type="dxa" w:w="3324"/>
+            <w:tcW w:type="dxa" w:w="4536"/>
           </w:tcPr>
           <w:p>
             <w:pPr>
@@ -2568,7 +2591,7 @@
         </w:tc>
         <w:tc>
           <w:tcPr>
-            <w:tcW w:type="dxa" w:w="3324"/>
+            <w:tcW w:type="dxa" w:w="4252"/>
           </w:tcPr>
           <w:p>
             <w:pPr>
@@ -2588,7 +2611,7 @@
       <w:tr>
         <w:tc>
           <w:tcPr>
-            <w:tcW w:type="dxa" w:w="3324"/>
+            <w:tcW w:type="dxa" w:w="680"/>
           </w:tcPr>
           <w:p>
             <w:pPr>
@@ -2607,7 +2630,7 @@
         </w:tc>
         <w:tc>
           <w:tcPr>
-            <w:tcW w:type="dxa" w:w="3324"/>
+            <w:tcW w:type="dxa" w:w="4536"/>
           </w:tcPr>
           <w:p>
             <w:pPr>
@@ -2626,7 +2649,7 @@
         </w:tc>
         <w:tc>
           <w:tcPr>
-            <w:tcW w:type="dxa" w:w="3324"/>
+            <w:tcW w:type="dxa" w:w="4252"/>
           </w:tcPr>
           <w:p>
             <w:pPr>
@@ -2646,7 +2669,7 @@
       <w:tr>
         <w:tc>
           <w:tcPr>
-            <w:tcW w:type="dxa" w:w="3324"/>
+            <w:tcW w:type="dxa" w:w="680"/>
           </w:tcPr>
           <w:p>
             <w:pPr>
@@ -2665,7 +2688,7 @@
         </w:tc>
         <w:tc>
           <w:tcPr>
-            <w:tcW w:type="dxa" w:w="3324"/>
+            <w:tcW w:type="dxa" w:w="4536"/>
           </w:tcPr>
           <w:p>
             <w:pPr>
@@ -2684,7 +2707,7 @@
         </w:tc>
         <w:tc>
           <w:tcPr>
-            <w:tcW w:type="dxa" w:w="3324"/>
+            <w:tcW w:type="dxa" w:w="4252"/>
           </w:tcPr>
           <w:p>
             <w:pPr>
@@ -2704,7 +2727,7 @@
       <w:tr>
         <w:tc>
           <w:tcPr>
-            <w:tcW w:type="dxa" w:w="3324"/>
+            <w:tcW w:type="dxa" w:w="680"/>
           </w:tcPr>
           <w:p>
             <w:pPr>
@@ -2723,7 +2746,7 @@
         </w:tc>
         <w:tc>
           <w:tcPr>
-            <w:tcW w:type="dxa" w:w="3324"/>
+            <w:tcW w:type="dxa" w:w="4536"/>
           </w:tcPr>
           <w:p>
             <w:pPr>
@@ -2742,7 +2765,7 @@
         </w:tc>
         <w:tc>
           <w:tcPr>
-            <w:tcW w:type="dxa" w:w="3324"/>
+            <w:tcW w:type="dxa" w:w="4252"/>
           </w:tcPr>
           <w:p>
             <w:pPr>
@@ -3153,6 +3176,7 @@
                 <w:i w:val="0"/>
                 <w:sz w:val="22"/>
               </w:rPr>
+              <w:t>ocena sporządzonego oprogramowania; prezentacja samodzielnej pracy semestralnej</w:t>
             </w:r>
           </w:p>
         </w:tc>
@@ -3315,6 +3339,7 @@
                 <w:i w:val="0"/>
                 <w:sz w:val="22"/>
               </w:rPr>
+              <w:t>ocena sporządzonego oprogramowania; prezentacja samodzielnej pracy semestralnej</w:t>
             </w:r>
           </w:p>
         </w:tc>
@@ -3477,6 +3502,7 @@
                 <w:i w:val="0"/>
                 <w:sz w:val="22"/>
               </w:rPr>
+              <w:t>ocena sporządzonego oprogramowania; prezentacja samodzielnej pracy semestralnej</w:t>
             </w:r>
           </w:p>
         </w:tc>
@@ -3534,6 +3560,7 @@
                 <w:i w:val="0"/>
                 <w:sz w:val="22"/>
               </w:rPr>
+              <w:t>ocena sporządzonego oprogramowania; prezentacja samodzielnej pracy semestralnej</w:t>
             </w:r>
           </w:p>
         </w:tc>
@@ -3639,62 +3666,6 @@
                 <w:sz w:val="16"/>
               </w:rPr>
               <w:t>Wyposażenie specjalistyczne konieczne do realizacji przedmiotu</w:t>
-            </w:r>
-          </w:p>
-        </w:tc>
-      </w:tr>
-      <w:tr>
-        <w:tc>
-          <w:tcPr>
-            <w:tcW w:type="dxa" w:w="3324"/>
-          </w:tcPr>
-          <w:p>
-            <w:pPr>
-              <w:spacing w:before="20" w:after="20"/>
-            </w:pPr>
-            <w:r>
-              <w:rPr>
-                <w:rFonts w:ascii="Aptos" w:hAnsi="Aptos"/>
-                <w:b w:val="0"/>
-                <w:i w:val="0"/>
-                <w:sz w:val="22"/>
-              </w:rPr>
-            </w:r>
-          </w:p>
-        </w:tc>
-        <w:tc>
-          <w:tcPr>
-            <w:tcW w:type="dxa" w:w="3324"/>
-          </w:tcPr>
-          <w:p>
-            <w:pPr>
-              <w:spacing w:before="20" w:after="20"/>
-            </w:pPr>
-            <w:r>
-              <w:rPr>
-                <w:rFonts w:ascii="Aptos" w:hAnsi="Aptos"/>
-                <w:b w:val="0"/>
-                <w:i w:val="0"/>
-                <w:sz w:val="22"/>
-              </w:rPr>
-            </w:r>
-          </w:p>
-        </w:tc>
-        <w:tc>
-          <w:tcPr>
-            <w:tcW w:type="dxa" w:w="3324"/>
-          </w:tcPr>
-          <w:p>
-            <w:pPr>
-              <w:spacing w:before="20" w:after="20"/>
-            </w:pPr>
-            <w:r>
-              <w:rPr>
-                <w:rFonts w:ascii="Aptos" w:hAnsi="Aptos"/>
-                <w:b w:val="0"/>
-                <w:i w:val="0"/>
-                <w:sz w:val="22"/>
-              </w:rPr>
             </w:r>
           </w:p>
         </w:tc>

--- a/public/assets/files/stacjonarne/FDL.docx
+++ b/public/assets/files/stacjonarne/FDL.docx
@@ -3139,6 +3139,7 @@
                 <w:i w:val="0"/>
                 <w:sz w:val="22"/>
               </w:rPr>
+              <w:t>K_W22</w:t>
             </w:r>
           </w:p>
         </w:tc>
@@ -3176,7 +3177,6 @@
                 <w:i w:val="0"/>
                 <w:sz w:val="22"/>
               </w:rPr>
-              <w:t>ocena sporządzonego oprogramowania; prezentacja samodzielnej pracy semestralnej</w:t>
             </w:r>
           </w:p>
         </w:tc>
@@ -3302,6 +3302,7 @@
                 <w:i w:val="0"/>
                 <w:sz w:val="22"/>
               </w:rPr>
+              <w:t>K_U29</w:t>
             </w:r>
           </w:p>
         </w:tc>
@@ -3339,7 +3340,7 @@
                 <w:i w:val="0"/>
                 <w:sz w:val="22"/>
               </w:rPr>
-              <w:t>ocena sporządzonego oprogramowania; prezentacja samodzielnej pracy semestralnej</w:t>
+              <w:t>ocena sporządzonego oprogramowania, prezentacja samodzielnej pracy semestralnej</w:t>
             </w:r>
           </w:p>
         </w:tc>
@@ -3465,6 +3466,7 @@
                 <w:i w:val="0"/>
                 <w:sz w:val="22"/>
               </w:rPr>
+              <w:t>K_K01</w:t>
             </w:r>
           </w:p>
         </w:tc>
@@ -3502,7 +3504,7 @@
                 <w:i w:val="0"/>
                 <w:sz w:val="22"/>
               </w:rPr>
-              <w:t>ocena sporządzonego oprogramowania; prezentacja samodzielnej pracy semestralnej</w:t>
+              <w:t>ocena sporządzonego oprogramowania, prezentacja samodzielnej pracy semestralnej</w:t>
             </w:r>
           </w:p>
         </w:tc>
@@ -3523,6 +3525,7 @@
                 <w:i w:val="0"/>
                 <w:sz w:val="22"/>
               </w:rPr>
+              <w:t>K_K05</w:t>
             </w:r>
           </w:p>
         </w:tc>
@@ -3560,7 +3563,7 @@
                 <w:i w:val="0"/>
                 <w:sz w:val="22"/>
               </w:rPr>
-              <w:t>ocena sporządzonego oprogramowania; prezentacja samodzielnej pracy semestralnej</w:t>
+              <w:t>ocena sporządzonego oprogramowania, prezentacja samodzielnej pracy semestralnej</w:t>
             </w:r>
           </w:p>
         </w:tc>

--- a/public/assets/files/stacjonarne/FDL.docx
+++ b/public/assets/files/stacjonarne/FDL.docx
@@ -1882,14 +1882,13 @@
       </w:tblPr>
       <w:tblGrid>
         <w:gridCol w:w="680"/>
-        <w:gridCol w:w="4536"/>
-        <w:gridCol w:w="4252"/>
+        <w:gridCol w:w="8788"/>
       </w:tblGrid>
       <w:tr>
         <w:tc>
           <w:tcPr>
             <w:tcW w:type="dxa" w:w="9468"/>
-            <w:gridSpan w:val="3"/>
+            <w:gridSpan w:val="2"/>
             <w:shd w:val="clear" w:color="auto" w:fill="D9D9D9"/>
           </w:tcPr>
           <w:p>
@@ -1931,7 +1930,7 @@
         </w:tc>
         <w:tc>
           <w:tcPr>
-            <w:tcW w:type="dxa" w:w="4536"/>
+            <w:tcW w:type="dxa" w:w="8788"/>
             <w:shd w:val="clear" w:color="auto" w:fill="D9D9D9"/>
           </w:tcPr>
           <w:p>
@@ -1945,27 +1944,7 @@
                 <w:i w:val="0"/>
                 <w:sz w:val="16"/>
               </w:rPr>
-              <w:t>Wykład</w:t>
-            </w:r>
-          </w:p>
-        </w:tc>
-        <w:tc>
-          <w:tcPr>
-            <w:tcW w:type="dxa" w:w="4252"/>
-            <w:shd w:val="clear" w:color="auto" w:fill="D9D9D9"/>
-          </w:tcPr>
-          <w:p>
-            <w:pPr>
-              <w:spacing w:before="20" w:after="20"/>
-            </w:pPr>
-            <w:r>
-              <w:rPr>
-                <w:rFonts w:ascii="Aptos" w:hAnsi="Aptos"/>
-                <w:b/>
-                <w:i w:val="0"/>
-                <w:sz w:val="16"/>
-              </w:rPr>
-              <w:t>Ćwiczenia / Laboratorium / Pracownia</w:t>
+              <w:t>Treści programowe</w:t>
             </w:r>
           </w:p>
         </w:tc>
@@ -1992,7 +1971,7 @@
         </w:tc>
         <w:tc>
           <w:tcPr>
-            <w:tcW w:type="dxa" w:w="4536"/>
+            <w:tcW w:type="dxa" w:w="8788"/>
           </w:tcPr>
           <w:p>
             <w:pPr>
@@ -2006,24 +1985,6 @@
                 <w:sz w:val="22"/>
               </w:rPr>
               <w:t>Podstawy uczenia maszynowego</w:t>
-            </w:r>
-          </w:p>
-        </w:tc>
-        <w:tc>
-          <w:tcPr>
-            <w:tcW w:type="dxa" w:w="4252"/>
-          </w:tcPr>
-          <w:p>
-            <w:pPr>
-              <w:spacing w:before="20" w:after="20"/>
-            </w:pPr>
-            <w:r>
-              <w:rPr>
-                <w:rFonts w:ascii="Aptos" w:hAnsi="Aptos"/>
-                <w:b w:val="0"/>
-                <w:i w:val="0"/>
-                <w:sz w:val="22"/>
-              </w:rPr>
             </w:r>
           </w:p>
         </w:tc>
@@ -2050,7 +2011,7 @@
         </w:tc>
         <w:tc>
           <w:tcPr>
-            <w:tcW w:type="dxa" w:w="4536"/>
+            <w:tcW w:type="dxa" w:w="8788"/>
           </w:tcPr>
           <w:p>
             <w:pPr>
@@ -2064,24 +2025,6 @@
                 <w:sz w:val="22"/>
               </w:rPr>
               <w:t>Self-supervised learning.</w:t>
-            </w:r>
-          </w:p>
-        </w:tc>
-        <w:tc>
-          <w:tcPr>
-            <w:tcW w:type="dxa" w:w="4252"/>
-          </w:tcPr>
-          <w:p>
-            <w:pPr>
-              <w:spacing w:before="20" w:after="20"/>
-            </w:pPr>
-            <w:r>
-              <w:rPr>
-                <w:rFonts w:ascii="Aptos" w:hAnsi="Aptos"/>
-                <w:b w:val="0"/>
-                <w:i w:val="0"/>
-                <w:sz w:val="22"/>
-              </w:rPr>
             </w:r>
           </w:p>
         </w:tc>
@@ -2108,7 +2051,7 @@
         </w:tc>
         <w:tc>
           <w:tcPr>
-            <w:tcW w:type="dxa" w:w="4536"/>
+            <w:tcW w:type="dxa" w:w="8788"/>
           </w:tcPr>
           <w:p>
             <w:pPr>
@@ -2122,24 +2065,6 @@
                 <w:sz w:val="22"/>
               </w:rPr>
               <w:t>Foundation models.</w:t>
-            </w:r>
-          </w:p>
-        </w:tc>
-        <w:tc>
-          <w:tcPr>
-            <w:tcW w:type="dxa" w:w="4252"/>
-          </w:tcPr>
-          <w:p>
-            <w:pPr>
-              <w:spacing w:before="20" w:after="20"/>
-            </w:pPr>
-            <w:r>
-              <w:rPr>
-                <w:rFonts w:ascii="Aptos" w:hAnsi="Aptos"/>
-                <w:b w:val="0"/>
-                <w:i w:val="0"/>
-                <w:sz w:val="22"/>
-              </w:rPr>
             </w:r>
           </w:p>
         </w:tc>
@@ -2166,7 +2091,7 @@
         </w:tc>
         <w:tc>
           <w:tcPr>
-            <w:tcW w:type="dxa" w:w="4536"/>
+            <w:tcW w:type="dxa" w:w="8788"/>
           </w:tcPr>
           <w:p>
             <w:pPr>
@@ -2180,24 +2105,6 @@
                 <w:sz w:val="22"/>
               </w:rPr>
               <w:t>Modele języka.</w:t>
-            </w:r>
-          </w:p>
-        </w:tc>
-        <w:tc>
-          <w:tcPr>
-            <w:tcW w:type="dxa" w:w="4252"/>
-          </w:tcPr>
-          <w:p>
-            <w:pPr>
-              <w:spacing w:before="20" w:after="20"/>
-            </w:pPr>
-            <w:r>
-              <w:rPr>
-                <w:rFonts w:ascii="Aptos" w:hAnsi="Aptos"/>
-                <w:b w:val="0"/>
-                <w:i w:val="0"/>
-                <w:sz w:val="22"/>
-              </w:rPr>
             </w:r>
           </w:p>
         </w:tc>
@@ -2224,7 +2131,7 @@
         </w:tc>
         <w:tc>
           <w:tcPr>
-            <w:tcW w:type="dxa" w:w="4536"/>
+            <w:tcW w:type="dxa" w:w="8788"/>
           </w:tcPr>
           <w:p>
             <w:pPr>
@@ -2238,24 +2145,6 @@
                 <w:sz w:val="22"/>
               </w:rPr>
               <w:t>Testy statystyczne.</w:t>
-            </w:r>
-          </w:p>
-        </w:tc>
-        <w:tc>
-          <w:tcPr>
-            <w:tcW w:type="dxa" w:w="4252"/>
-          </w:tcPr>
-          <w:p>
-            <w:pPr>
-              <w:spacing w:before="20" w:after="20"/>
-            </w:pPr>
-            <w:r>
-              <w:rPr>
-                <w:rFonts w:ascii="Aptos" w:hAnsi="Aptos"/>
-                <w:b w:val="0"/>
-                <w:i w:val="0"/>
-                <w:sz w:val="22"/>
-              </w:rPr>
             </w:r>
           </w:p>
         </w:tc>
@@ -2282,7 +2171,7 @@
         </w:tc>
         <w:tc>
           <w:tcPr>
-            <w:tcW w:type="dxa" w:w="4536"/>
+            <w:tcW w:type="dxa" w:w="8788"/>
           </w:tcPr>
           <w:p>
             <w:pPr>
@@ -2296,24 +2185,6 @@
                 <w:sz w:val="22"/>
               </w:rPr>
               <w:t>Organizacja eksperymentów.</w:t>
-            </w:r>
-          </w:p>
-        </w:tc>
-        <w:tc>
-          <w:tcPr>
-            <w:tcW w:type="dxa" w:w="4252"/>
-          </w:tcPr>
-          <w:p>
-            <w:pPr>
-              <w:spacing w:before="20" w:after="20"/>
-            </w:pPr>
-            <w:r>
-              <w:rPr>
-                <w:rFonts w:ascii="Aptos" w:hAnsi="Aptos"/>
-                <w:b w:val="0"/>
-                <w:i w:val="0"/>
-                <w:sz w:val="22"/>
-              </w:rPr>
             </w:r>
           </w:p>
         </w:tc>
@@ -2340,7 +2211,7 @@
         </w:tc>
         <w:tc>
           <w:tcPr>
-            <w:tcW w:type="dxa" w:w="4536"/>
+            <w:tcW w:type="dxa" w:w="8788"/>
           </w:tcPr>
           <w:p>
             <w:pPr>
@@ -2354,24 +2225,6 @@
                 <w:sz w:val="22"/>
               </w:rPr>
               <w:t>Testy statystyczne.</w:t>
-            </w:r>
-          </w:p>
-        </w:tc>
-        <w:tc>
-          <w:tcPr>
-            <w:tcW w:type="dxa" w:w="4252"/>
-          </w:tcPr>
-          <w:p>
-            <w:pPr>
-              <w:spacing w:before="20" w:after="20"/>
-            </w:pPr>
-            <w:r>
-              <w:rPr>
-                <w:rFonts w:ascii="Aptos" w:hAnsi="Aptos"/>
-                <w:b w:val="0"/>
-                <w:i w:val="0"/>
-                <w:sz w:val="22"/>
-              </w:rPr>
             </w:r>
           </w:p>
         </w:tc>
@@ -2398,7 +2251,7 @@
         </w:tc>
         <w:tc>
           <w:tcPr>
-            <w:tcW w:type="dxa" w:w="4536"/>
+            <w:tcW w:type="dxa" w:w="8788"/>
           </w:tcPr>
           <w:p>
             <w:pPr>
@@ -2412,24 +2265,6 @@
                 <w:sz w:val="22"/>
               </w:rPr>
               <w:t>Responsible AI.</w:t>
-            </w:r>
-          </w:p>
-        </w:tc>
-        <w:tc>
-          <w:tcPr>
-            <w:tcW w:type="dxa" w:w="4252"/>
-          </w:tcPr>
-          <w:p>
-            <w:pPr>
-              <w:spacing w:before="20" w:after="20"/>
-            </w:pPr>
-            <w:r>
-              <w:rPr>
-                <w:rFonts w:ascii="Aptos" w:hAnsi="Aptos"/>
-                <w:b w:val="0"/>
-                <w:i w:val="0"/>
-                <w:sz w:val="22"/>
-              </w:rPr>
             </w:r>
           </w:p>
         </w:tc>
@@ -2456,7 +2291,7 @@
         </w:tc>
         <w:tc>
           <w:tcPr>
-            <w:tcW w:type="dxa" w:w="4536"/>
+            <w:tcW w:type="dxa" w:w="8788"/>
           </w:tcPr>
           <w:p>
             <w:pPr>
@@ -2470,24 +2305,6 @@
                 <w:sz w:val="22"/>
               </w:rPr>
               <w:t>AI w medycynie.</w:t>
-            </w:r>
-          </w:p>
-        </w:tc>
-        <w:tc>
-          <w:tcPr>
-            <w:tcW w:type="dxa" w:w="4252"/>
-          </w:tcPr>
-          <w:p>
-            <w:pPr>
-              <w:spacing w:before="20" w:after="20"/>
-            </w:pPr>
-            <w:r>
-              <w:rPr>
-                <w:rFonts w:ascii="Aptos" w:hAnsi="Aptos"/>
-                <w:b w:val="0"/>
-                <w:i w:val="0"/>
-                <w:sz w:val="22"/>
-              </w:rPr>
             </w:r>
           </w:p>
         </w:tc>
@@ -2514,7 +2331,7 @@
         </w:tc>
         <w:tc>
           <w:tcPr>
-            <w:tcW w:type="dxa" w:w="4536"/>
+            <w:tcW w:type="dxa" w:w="8788"/>
           </w:tcPr>
           <w:p>
             <w:pPr>
@@ -2528,24 +2345,6 @@
                 <w:sz w:val="22"/>
               </w:rPr>
               <w:t>Analiza literatury.</w:t>
-            </w:r>
-          </w:p>
-        </w:tc>
-        <w:tc>
-          <w:tcPr>
-            <w:tcW w:type="dxa" w:w="4252"/>
-          </w:tcPr>
-          <w:p>
-            <w:pPr>
-              <w:spacing w:before="20" w:after="20"/>
-            </w:pPr>
-            <w:r>
-              <w:rPr>
-                <w:rFonts w:ascii="Aptos" w:hAnsi="Aptos"/>
-                <w:b w:val="0"/>
-                <w:i w:val="0"/>
-                <w:sz w:val="22"/>
-              </w:rPr>
             </w:r>
           </w:p>
         </w:tc>
@@ -2572,7 +2371,7 @@
         </w:tc>
         <w:tc>
           <w:tcPr>
-            <w:tcW w:type="dxa" w:w="4536"/>
+            <w:tcW w:type="dxa" w:w="8788"/>
           </w:tcPr>
           <w:p>
             <w:pPr>
@@ -2586,24 +2385,6 @@
                 <w:sz w:val="22"/>
               </w:rPr>
               <w:t>Jak pisać artykuły naukowe.</w:t>
-            </w:r>
-          </w:p>
-        </w:tc>
-        <w:tc>
-          <w:tcPr>
-            <w:tcW w:type="dxa" w:w="4252"/>
-          </w:tcPr>
-          <w:p>
-            <w:pPr>
-              <w:spacing w:before="20" w:after="20"/>
-            </w:pPr>
-            <w:r>
-              <w:rPr>
-                <w:rFonts w:ascii="Aptos" w:hAnsi="Aptos"/>
-                <w:b w:val="0"/>
-                <w:i w:val="0"/>
-                <w:sz w:val="22"/>
-              </w:rPr>
             </w:r>
           </w:p>
         </w:tc>
@@ -2630,7 +2411,7 @@
         </w:tc>
         <w:tc>
           <w:tcPr>
-            <w:tcW w:type="dxa" w:w="4536"/>
+            <w:tcW w:type="dxa" w:w="8788"/>
           </w:tcPr>
           <w:p>
             <w:pPr>
@@ -2644,24 +2425,6 @@
                 <w:sz w:val="22"/>
               </w:rPr>
               <w:t>Transfer learning.</w:t>
-            </w:r>
-          </w:p>
-        </w:tc>
-        <w:tc>
-          <w:tcPr>
-            <w:tcW w:type="dxa" w:w="4252"/>
-          </w:tcPr>
-          <w:p>
-            <w:pPr>
-              <w:spacing w:before="20" w:after="20"/>
-            </w:pPr>
-            <w:r>
-              <w:rPr>
-                <w:rFonts w:ascii="Aptos" w:hAnsi="Aptos"/>
-                <w:b w:val="0"/>
-                <w:i w:val="0"/>
-                <w:sz w:val="22"/>
-              </w:rPr>
             </w:r>
           </w:p>
         </w:tc>
@@ -2688,7 +2451,7 @@
         </w:tc>
         <w:tc>
           <w:tcPr>
-            <w:tcW w:type="dxa" w:w="4536"/>
+            <w:tcW w:type="dxa" w:w="8788"/>
           </w:tcPr>
           <w:p>
             <w:pPr>
@@ -2702,24 +2465,6 @@
                 <w:sz w:val="22"/>
               </w:rPr>
               <w:t>Optymalizacja modeli.</w:t>
-            </w:r>
-          </w:p>
-        </w:tc>
-        <w:tc>
-          <w:tcPr>
-            <w:tcW w:type="dxa" w:w="4252"/>
-          </w:tcPr>
-          <w:p>
-            <w:pPr>
-              <w:spacing w:before="20" w:after="20"/>
-            </w:pPr>
-            <w:r>
-              <w:rPr>
-                <w:rFonts w:ascii="Aptos" w:hAnsi="Aptos"/>
-                <w:b w:val="0"/>
-                <w:i w:val="0"/>
-                <w:sz w:val="22"/>
-              </w:rPr>
             </w:r>
           </w:p>
         </w:tc>
@@ -2746,7 +2491,7 @@
         </w:tc>
         <w:tc>
           <w:tcPr>
-            <w:tcW w:type="dxa" w:w="4536"/>
+            <w:tcW w:type="dxa" w:w="8788"/>
           </w:tcPr>
           <w:p>
             <w:pPr>
@@ -2760,24 +2505,6 @@
                 <w:sz w:val="22"/>
               </w:rPr>
               <w:t>Multitask learning i multimodal learning.</w:t>
-            </w:r>
-          </w:p>
-        </w:tc>
-        <w:tc>
-          <w:tcPr>
-            <w:tcW w:type="dxa" w:w="4252"/>
-          </w:tcPr>
-          <w:p>
-            <w:pPr>
-              <w:spacing w:before="20" w:after="20"/>
-            </w:pPr>
-            <w:r>
-              <w:rPr>
-                <w:rFonts w:ascii="Aptos" w:hAnsi="Aptos"/>
-                <w:b w:val="0"/>
-                <w:i w:val="0"/>
-                <w:sz w:val="22"/>
-              </w:rPr>
             </w:r>
           </w:p>
         </w:tc>

--- a/public/assets/files/stacjonarne/FDL.docx
+++ b/public/assets/files/stacjonarne/FDL.docx
@@ -1458,7 +1458,7 @@
                 <w:rFonts w:ascii="Aptos" w:hAnsi="Aptos"/>
                 <w:sz w:val="22"/>
               </w:rPr>
-              <w:t>☑ Nieoceniany</w:t>
+              <w:t>☐ Nieoceniany</w:t>
             </w:r>
           </w:p>
           <w:p>
@@ -1494,7 +1494,7 @@
                 <w:rFonts w:ascii="Aptos" w:hAnsi="Aptos"/>
                 <w:sz w:val="22"/>
               </w:rPr>
-              <w:t>☐ Egzamin</w:t>
+              <w:t>☑ Egzamin</w:t>
             </w:r>
           </w:p>
         </w:tc>

--- a/public/assets/files/stacjonarne/FDL.docx
+++ b/public/assets/files/stacjonarne/FDL.docx
@@ -315,7 +315,7 @@
                 <w:i w:val="0"/>
                 <w:sz w:val="22"/>
               </w:rPr>
-              <w:t>4</w:t>
+              <w:t>5</w:t>
             </w:r>
           </w:p>
         </w:tc>
@@ -1093,7 +1093,7 @@
                 <w:i w:val="0"/>
                 <w:sz w:val="22"/>
               </w:rPr>
-              <w:t>40</w:t>
+              <w:t>65</w:t>
             </w:r>
           </w:p>
         </w:tc>
@@ -1113,7 +1113,7 @@
                 <w:i w:val="0"/>
                 <w:sz w:val="22"/>
               </w:rPr>
-              <w:t>1.6</w:t>
+              <w:t>2.6</w:t>
             </w:r>
           </w:p>
         </w:tc>
